--- a/fra/docx/016.content.docx
+++ b/fra/docx/016.content.docx
@@ -19,7 +19,7 @@
         <w:rPr>
           <w:lang w:val="fr_FR" w:bidi="fr_FR"/>
         </w:rPr>
-        <w:t>Resource: Tyndale Open Study Notes</w:t>
+        <w:t>Resource: Aquifer Open Study Notes (Profiles)</w:t>
       </w:r>
       <w:r>
         <w:rPr>
@@ -112,7 +112,7 @@
         <w:rPr>
           <w:lang w:val="fr_FR" w:bidi="fr_FR"/>
         </w:rPr>
-        <w:t>Tyndale Open Study Notes</w:t>
+        <w:t>Aquifer Open Study Notes (Profiles)</w:t>
       </w:r>
     </w:p>
     <w:p>

--- a/fra/docx/016.content.docx
+++ b/fra/docx/016.content.docx
@@ -233,18 +233,12 @@
         </w:rPr>
         <w:t>Rachel était la fille cadette de Laban. Elle était belle, et Jacob l’aimait plus que ses autres épouses. Il l’a rencontrée pour la première fois à son arrivée à Paddan-Aram, à Haran. Il l’a aidée à rouler la pierre du dessus d’un puits et a abreuvé les moutons de son père (</w:t>
       </w:r>
-      <w:hyperlink r:id="rId13">
-        <w:r>
-          <w:rPr>
-            <w:lang w:val="fr_FR" w:bidi="fr_FR"/>
-          </w:rPr>
-          <w:rPr>
-            <w:color w:val="0000EE"/>
-            <w:u w:val="single"/>
-          </w:rPr>
-          <w:t>Gn 29.10</w:t>
-        </w:r>
-      </w:hyperlink>
+      <w:r>
+        <w:rPr>
+          <w:lang w:val="fr_FR" w:bidi="fr_FR"/>
+        </w:rPr>
+        <w:t>Gn 29.10</w:t>
+      </w:r>
       <w:r>
         <w:rPr>
           <w:lang w:val="fr_FR" w:bidi="fr_FR"/>
@@ -265,72 +259,48 @@
         </w:rPr>
         <w:t>Laban a trompé Jacob en lui faisant épouser Léa, sa fille aînée qui était moins belle, avant de lui permettre d’épouser Rachel. Contrairement à Léa, Rachel ne pouvait pas avoir d’enfants au début (</w:t>
       </w:r>
-      <w:hyperlink r:id="rId14">
-        <w:r>
-          <w:rPr>
-            <w:lang w:val="fr_FR" w:bidi="fr_FR"/>
-          </w:rPr>
-          <w:rPr>
-            <w:color w:val="0000EE"/>
-            <w:u w:val="single"/>
-          </w:rPr>
-          <w:t>Gn 29.31</w:t>
-        </w:r>
-      </w:hyperlink>
+      <w:r>
+        <w:rPr>
+          <w:lang w:val="fr_FR" w:bidi="fr_FR"/>
+        </w:rPr>
+        <w:t>Gn 29.31</w:t>
+      </w:r>
       <w:r>
         <w:rPr>
           <w:lang w:val="fr_FR" w:bidi="fr_FR"/>
         </w:rPr>
         <w:t xml:space="preserve"> ; </w:t>
       </w:r>
-      <w:hyperlink r:id="rId15">
-        <w:r>
-          <w:rPr>
-            <w:lang w:val="fr_FR" w:bidi="fr_FR"/>
-          </w:rPr>
-          <w:rPr>
-            <w:color w:val="0000EE"/>
-            <w:u w:val="single"/>
-          </w:rPr>
-          <w:t>30.1</w:t>
-        </w:r>
-      </w:hyperlink>
+      <w:r>
+        <w:rPr>
+          <w:lang w:val="fr_FR" w:bidi="fr_FR"/>
+        </w:rPr>
+        <w:t>30.1</w:t>
+      </w:r>
       <w:r>
         <w:rPr>
           <w:lang w:val="fr_FR" w:bidi="fr_FR"/>
         </w:rPr>
         <w:t>). Elle a donné sa servante Bilha à Jacob pour qu’elle aie des enfants pour elle, ce qui a abouti à la naissance de Dan et Nephtali (</w:t>
       </w:r>
-      <w:hyperlink r:id="rId16">
-        <w:r>
-          <w:rPr>
-            <w:lang w:val="fr_FR" w:bidi="fr_FR"/>
-          </w:rPr>
-          <w:rPr>
-            <w:color w:val="0000EE"/>
-            <w:u w:val="single"/>
-          </w:rPr>
-          <w:t>Gn 30.3–8</w:t>
-        </w:r>
-      </w:hyperlink>
+      <w:r>
+        <w:rPr>
+          <w:lang w:val="fr_FR" w:bidi="fr_FR"/>
+        </w:rPr>
+        <w:t>Gn 30.3–8</w:t>
+      </w:r>
       <w:r>
         <w:rPr>
           <w:lang w:val="fr_FR" w:bidi="fr_FR"/>
         </w:rPr>
         <w:t>). Finalement, Rachel est tombée enceinte et a donné naissance à Joseph (</w:t>
       </w:r>
-      <w:hyperlink r:id="rId17">
-        <w:r>
-          <w:rPr>
-            <w:lang w:val="fr_FR" w:bidi="fr_FR"/>
-          </w:rPr>
-          <w:rPr>
-            <w:color w:val="0000EE"/>
-            <w:u w:val="single"/>
-          </w:rPr>
-          <w:t>Gn 30.22–24</w:t>
-        </w:r>
-      </w:hyperlink>
+      <w:r>
+        <w:rPr>
+          <w:lang w:val="fr_FR" w:bidi="fr_FR"/>
+        </w:rPr>
+        <w:t>Gn 30.22–24</w:t>
+      </w:r>
       <w:r>
         <w:rPr>
           <w:lang w:val="fr_FR" w:bidi="fr_FR"/>
@@ -351,90 +321,60 @@
         </w:rPr>
         <w:t>Entre Béthel et Bethléem, Rachel est morte en donnant naissance à Benjamin (</w:t>
       </w:r>
-      <w:hyperlink r:id="rId18">
-        <w:r>
-          <w:rPr>
-            <w:lang w:val="fr_FR" w:bidi="fr_FR"/>
-          </w:rPr>
-          <w:rPr>
-            <w:color w:val="0000EE"/>
-            <w:u w:val="single"/>
-          </w:rPr>
-          <w:t>Gn 35.16–20</w:t>
-        </w:r>
-      </w:hyperlink>
+      <w:r>
+        <w:rPr>
+          <w:lang w:val="fr_FR" w:bidi="fr_FR"/>
+        </w:rPr>
+        <w:t>Gn 35.16–20</w:t>
+      </w:r>
       <w:r>
         <w:rPr>
           <w:lang w:val="fr_FR" w:bidi="fr_FR"/>
         </w:rPr>
         <w:t>). Jacob a érigé une stèle sur sa tombe, qui est restée un repère même à l’époque de Saül (</w:t>
       </w:r>
-      <w:hyperlink r:id="rId19">
-        <w:r>
-          <w:rPr>
-            <w:lang w:val="fr_FR" w:bidi="fr_FR"/>
-          </w:rPr>
-          <w:rPr>
-            <w:color w:val="0000EE"/>
-            <w:u w:val="single"/>
-          </w:rPr>
-          <w:t>1S 10.2</w:t>
-        </w:r>
-      </w:hyperlink>
+      <w:r>
+        <w:rPr>
+          <w:lang w:val="fr_FR" w:bidi="fr_FR"/>
+        </w:rPr>
+        <w:t>1S 10.2</w:t>
+      </w:r>
       <w:r>
         <w:rPr>
           <w:lang w:val="fr_FR" w:bidi="fr_FR"/>
         </w:rPr>
         <w:t>). Rachel et Léa sont respectées pour avoir bâti la maison d’Israël (</w:t>
       </w:r>
-      <w:hyperlink r:id="rId20">
-        <w:r>
-          <w:rPr>
-            <w:lang w:val="fr_FR" w:bidi="fr_FR"/>
-          </w:rPr>
-          <w:rPr>
-            <w:color w:val="0000EE"/>
-            <w:u w:val="single"/>
-          </w:rPr>
-          <w:t>Rt 4.11</w:t>
-        </w:r>
-      </w:hyperlink>
+      <w:r>
+        <w:rPr>
+          <w:lang w:val="fr_FR" w:bidi="fr_FR"/>
+        </w:rPr>
+        <w:t>Rt 4.11</w:t>
+      </w:r>
       <w:r>
         <w:rPr>
           <w:lang w:val="fr_FR" w:bidi="fr_FR"/>
         </w:rPr>
         <w:t xml:space="preserve">). Au verset </w:t>
       </w:r>
-      <w:hyperlink r:id="rId21">
-        <w:r>
-          <w:rPr>
-            <w:lang w:val="fr_FR" w:bidi="fr_FR"/>
-          </w:rPr>
-          <w:rPr>
-            <w:color w:val="0000EE"/>
-            <w:u w:val="single"/>
-          </w:rPr>
-          <w:t>Jr 31.15</w:t>
-        </w:r>
-      </w:hyperlink>
+      <w:r>
+        <w:rPr>
+          <w:lang w:val="fr_FR" w:bidi="fr_FR"/>
+        </w:rPr>
+        <w:t>Jr 31.15</w:t>
+      </w:r>
       <w:r>
         <w:rPr>
           <w:lang w:val="fr_FR" w:bidi="fr_FR"/>
         </w:rPr>
         <w:t>, Rachel pleure ses enfants emmenés en captivité. Matthieu cite les paroles de Jérémie pour expliquer l’événement lors duquel Hérode ordonne le massacre des enfants mâles autour de Bethléem peu après la naissance de Jésus (</w:t>
       </w:r>
-      <w:hyperlink r:id="rId22">
-        <w:r>
-          <w:rPr>
-            <w:lang w:val="fr_FR" w:bidi="fr_FR"/>
-          </w:rPr>
-          <w:rPr>
-            <w:color w:val="0000EE"/>
-            <w:u w:val="single"/>
-          </w:rPr>
-          <w:t>Mt 2.16–18</w:t>
-        </w:r>
-      </w:hyperlink>
+      <w:r>
+        <w:rPr>
+          <w:lang w:val="fr_FR" w:bidi="fr_FR"/>
+        </w:rPr>
+        <w:t>Mt 2.16–18</w:t>
+      </w:r>
       <w:r>
         <w:rPr>
           <w:lang w:val="fr_FR" w:bidi="fr_FR"/>
@@ -464,198 +404,132 @@
           <w:lang w:val="fr_FR" w:bidi="fr_FR"/>
         </w:rPr>
       </w:r>
-      <w:hyperlink r:id="rId23">
-        <w:r>
-          <w:rPr>
-            <w:lang w:val="fr_FR" w:bidi="fr_FR"/>
-          </w:rPr>
-          <w:rPr>
-            <w:color w:val="0000EE"/>
-            <w:u w:val="single"/>
-          </w:rPr>
-          <w:t>Gn 29.6–30.24</w:t>
-        </w:r>
-      </w:hyperlink>
+      <w:r>
+        <w:rPr>
+          <w:lang w:val="fr_FR" w:bidi="fr_FR"/>
+        </w:rPr>
+        <w:t>Gn 29.6–30.24</w:t>
+      </w:r>
       <w:r>
         <w:rPr>
           <w:lang w:val="fr_FR" w:bidi="fr_FR"/>
         </w:rPr>
         <w:t xml:space="preserve"> ; </w:t>
       </w:r>
-      <w:hyperlink r:id="rId24">
-        <w:r>
-          <w:rPr>
-            <w:lang w:val="fr_FR" w:bidi="fr_FR"/>
-          </w:rPr>
-          <w:rPr>
-            <w:color w:val="0000EE"/>
-            <w:u w:val="single"/>
-          </w:rPr>
-          <w:t>31.4–19</w:t>
-        </w:r>
-      </w:hyperlink>
+      <w:r>
+        <w:rPr>
+          <w:lang w:val="fr_FR" w:bidi="fr_FR"/>
+        </w:rPr>
+        <w:t>31.4–19</w:t>
+      </w:r>
       <w:r>
         <w:rPr>
           <w:lang w:val="fr_FR" w:bidi="fr_FR"/>
         </w:rPr>
         <w:t xml:space="preserve">, </w:t>
       </w:r>
-      <w:hyperlink r:id="rId25">
-        <w:r>
-          <w:rPr>
-            <w:lang w:val="fr_FR" w:bidi="fr_FR"/>
-          </w:rPr>
-          <w:rPr>
-            <w:color w:val="0000EE"/>
-            <w:u w:val="single"/>
-          </w:rPr>
-          <w:t>31–35</w:t>
-        </w:r>
-      </w:hyperlink>
+      <w:r>
+        <w:rPr>
+          <w:lang w:val="fr_FR" w:bidi="fr_FR"/>
+        </w:rPr>
+        <w:t>31–35</w:t>
+      </w:r>
       <w:r>
         <w:rPr>
           <w:lang w:val="fr_FR" w:bidi="fr_FR"/>
         </w:rPr>
         <w:t xml:space="preserve"> ; </w:t>
       </w:r>
-      <w:hyperlink r:id="rId26">
-        <w:r>
-          <w:rPr>
-            <w:lang w:val="fr_FR" w:bidi="fr_FR"/>
-          </w:rPr>
-          <w:rPr>
-            <w:color w:val="0000EE"/>
-            <w:u w:val="single"/>
-          </w:rPr>
-          <w:t>33.1–7</w:t>
-        </w:r>
-      </w:hyperlink>
+      <w:r>
+        <w:rPr>
+          <w:lang w:val="fr_FR" w:bidi="fr_FR"/>
+        </w:rPr>
+        <w:t>33.1–7</w:t>
+      </w:r>
       <w:r>
         <w:rPr>
           <w:lang w:val="fr_FR" w:bidi="fr_FR"/>
         </w:rPr>
         <w:t xml:space="preserve"> ; </w:t>
       </w:r>
-      <w:hyperlink r:id="rId18">
-        <w:r>
-          <w:rPr>
-            <w:lang w:val="fr_FR" w:bidi="fr_FR"/>
-          </w:rPr>
-          <w:rPr>
-            <w:color w:val="0000EE"/>
-            <w:u w:val="single"/>
-          </w:rPr>
-          <w:t>35.16–20</w:t>
-        </w:r>
-      </w:hyperlink>
+      <w:r>
+        <w:rPr>
+          <w:lang w:val="fr_FR" w:bidi="fr_FR"/>
+        </w:rPr>
+        <w:t>35.16–20</w:t>
+      </w:r>
       <w:r>
         <w:rPr>
           <w:lang w:val="fr_FR" w:bidi="fr_FR"/>
         </w:rPr>
         <w:t xml:space="preserve"> ; </w:t>
       </w:r>
-      <w:hyperlink r:id="rId27">
-        <w:r>
-          <w:rPr>
-            <w:lang w:val="fr_FR" w:bidi="fr_FR"/>
-          </w:rPr>
-          <w:rPr>
-            <w:color w:val="0000EE"/>
-            <w:u w:val="single"/>
-          </w:rPr>
-          <w:t>46.19–22</w:t>
-        </w:r>
-      </w:hyperlink>
+      <w:r>
+        <w:rPr>
+          <w:lang w:val="fr_FR" w:bidi="fr_FR"/>
+        </w:rPr>
+        <w:t>46.19–22</w:t>
+      </w:r>
       <w:r>
         <w:rPr>
           <w:lang w:val="fr_FR" w:bidi="fr_FR"/>
         </w:rPr>
         <w:t xml:space="preserve"> ; </w:t>
       </w:r>
-      <w:hyperlink r:id="rId28">
-        <w:r>
-          <w:rPr>
-            <w:lang w:val="fr_FR" w:bidi="fr_FR"/>
-          </w:rPr>
-          <w:rPr>
-            <w:color w:val="0000EE"/>
-            <w:u w:val="single"/>
-          </w:rPr>
-          <w:t>48.7</w:t>
-        </w:r>
-      </w:hyperlink>
+      <w:r>
+        <w:rPr>
+          <w:lang w:val="fr_FR" w:bidi="fr_FR"/>
+        </w:rPr>
+        <w:t>48.7</w:t>
+      </w:r>
       <w:r>
         <w:rPr>
           <w:lang w:val="fr_FR" w:bidi="fr_FR"/>
         </w:rPr>
         <w:t xml:space="preserve"> ; </w:t>
       </w:r>
-      <w:hyperlink r:id="rId20">
-        <w:r>
-          <w:rPr>
-            <w:lang w:val="fr_FR" w:bidi="fr_FR"/>
-          </w:rPr>
-          <w:rPr>
-            <w:color w:val="0000EE"/>
-            <w:u w:val="single"/>
-          </w:rPr>
-          <w:t>Rt 4.11</w:t>
-        </w:r>
-      </w:hyperlink>
+      <w:r>
+        <w:rPr>
+          <w:lang w:val="fr_FR" w:bidi="fr_FR"/>
+        </w:rPr>
+        <w:t>Rt 4.11</w:t>
+      </w:r>
       <w:r>
         <w:rPr>
           <w:lang w:val="fr_FR" w:bidi="fr_FR"/>
         </w:rPr>
         <w:t xml:space="preserve"> ; </w:t>
       </w:r>
-      <w:hyperlink r:id="rId19">
-        <w:r>
-          <w:rPr>
-            <w:lang w:val="fr_FR" w:bidi="fr_FR"/>
-          </w:rPr>
-          <w:rPr>
-            <w:color w:val="0000EE"/>
-            <w:u w:val="single"/>
-          </w:rPr>
-          <w:t>1S 10.2</w:t>
-        </w:r>
-      </w:hyperlink>
+      <w:r>
+        <w:rPr>
+          <w:lang w:val="fr_FR" w:bidi="fr_FR"/>
+        </w:rPr>
+        <w:t>1S 10.2</w:t>
+      </w:r>
       <w:r>
         <w:rPr>
           <w:lang w:val="fr_FR" w:bidi="fr_FR"/>
         </w:rPr>
         <w:t xml:space="preserve"> ; </w:t>
       </w:r>
-      <w:hyperlink r:id="rId21">
-        <w:r>
-          <w:rPr>
-            <w:lang w:val="fr_FR" w:bidi="fr_FR"/>
-          </w:rPr>
-          <w:rPr>
-            <w:color w:val="0000EE"/>
-            <w:u w:val="single"/>
-          </w:rPr>
-          <w:t xml:space="preserve">Jr 31.15 </w:t>
-        </w:r>
-      </w:hyperlink>
+      <w:r>
+        <w:rPr>
+          <w:lang w:val="fr_FR" w:bidi="fr_FR"/>
+        </w:rPr>
+        <w:t xml:space="preserve">Jr 31.15 </w:t>
+      </w:r>
       <w:r>
         <w:rPr>
           <w:lang w:val="fr_FR" w:bidi="fr_FR"/>
         </w:rPr>
         <w:t xml:space="preserve">; </w:t>
       </w:r>
-      <w:hyperlink r:id="rId29">
-        <w:r>
-          <w:rPr>
-            <w:lang w:val="fr_FR" w:bidi="fr_FR"/>
-          </w:rPr>
-          <w:rPr>
-            <w:color w:val="0000EE"/>
-            <w:u w:val="single"/>
-          </w:rPr>
-          <w:t>Mt 2.18</w:t>
-        </w:r>
-      </w:hyperlink>
+      <w:r>
+        <w:rPr>
+          <w:lang w:val="fr_FR" w:bidi="fr_FR"/>
+        </w:rPr>
+        <w:t>Mt 2.18</w:t>
+      </w:r>
       <w:r>
         <w:rPr>
           <w:lang w:val="fr_FR" w:bidi="fr_FR"/>
@@ -732,18 +606,12 @@
         </w:rPr>
         <w:t>L’accord de Rahab avec les éclaireurs représente une déclaration de foi puissante en l’Éternel, le Dieu d’Israël (</w:t>
       </w:r>
-      <w:hyperlink r:id="rId30">
-        <w:r>
-          <w:rPr>
-            <w:lang w:val="fr_FR" w:bidi="fr_FR"/>
-          </w:rPr>
-          <w:rPr>
-            <w:color w:val="0000EE"/>
-            <w:u w:val="single"/>
-          </w:rPr>
-          <w:t>Jos 2.8–21</w:t>
-        </w:r>
-      </w:hyperlink>
+      <w:r>
+        <w:rPr>
+          <w:lang w:val="fr_FR" w:bidi="fr_FR"/>
+        </w:rPr>
+        <w:t>Jos 2.8–21</w:t>
+      </w:r>
       <w:r>
         <w:rPr>
           <w:lang w:val="fr_FR" w:bidi="fr_FR"/>
@@ -762,18 +630,12 @@
         </w:rPr>
         <w:t xml:space="preserve"> » (</w:t>
       </w:r>
-      <w:hyperlink r:id="rId31">
-        <w:r>
-          <w:rPr>
-            <w:lang w:val="fr_FR" w:bidi="fr_FR"/>
-          </w:rPr>
-          <w:rPr>
-            <w:color w:val="0000EE"/>
-            <w:u w:val="single"/>
-          </w:rPr>
-          <w:t>Jos 2.11</w:t>
-        </w:r>
-      </w:hyperlink>
+      <w:r>
+        <w:rPr>
+          <w:lang w:val="fr_FR" w:bidi="fr_FR"/>
+        </w:rPr>
+        <w:t>Jos 2.11</w:t>
+      </w:r>
       <w:r>
         <w:rPr>
           <w:lang w:val="fr_FR" w:bidi="fr_FR"/>
@@ -794,90 +656,60 @@
         </w:rPr>
         <w:t>Lorsque Josué a conquis Jéricho, Rahab a épousé Salmon de la tribu de Juda, eu un fils nommé Boaz (</w:t>
       </w:r>
-      <w:hyperlink r:id="rId32">
-        <w:r>
-          <w:rPr>
-            <w:lang w:val="fr_FR" w:bidi="fr_FR"/>
-          </w:rPr>
-          <w:rPr>
-            <w:color w:val="0000EE"/>
-            <w:u w:val="single"/>
-          </w:rPr>
-          <w:t>Rt 4.21</w:t>
-        </w:r>
-      </w:hyperlink>
+      <w:r>
+        <w:rPr>
+          <w:lang w:val="fr_FR" w:bidi="fr_FR"/>
+        </w:rPr>
+        <w:t>Rt 4.21</w:t>
+      </w:r>
       <w:r>
         <w:rPr>
           <w:lang w:val="fr_FR" w:bidi="fr_FR"/>
         </w:rPr>
         <w:t xml:space="preserve"> ; </w:t>
       </w:r>
-      <w:hyperlink r:id="rId33">
-        <w:r>
-          <w:rPr>
-            <w:lang w:val="fr_FR" w:bidi="fr_FR"/>
-          </w:rPr>
-          <w:rPr>
-            <w:color w:val="0000EE"/>
-            <w:u w:val="single"/>
-          </w:rPr>
-          <w:t>Mt 1.5</w:t>
-        </w:r>
-      </w:hyperlink>
+      <w:r>
+        <w:rPr>
+          <w:lang w:val="fr_FR" w:bidi="fr_FR"/>
+        </w:rPr>
+        <w:t>Mt 1.5</w:t>
+      </w:r>
       <w:r>
         <w:rPr>
           <w:lang w:val="fr_FR" w:bidi="fr_FR"/>
         </w:rPr>
         <w:t>), et est devenue la belle-mère de Ruth, une autre femme étrangère qui a rejoint Israël. Rahab était aussi l’arrière-arrière-grand-mère du roi David. Elle est mentionnée aux côtés de Moïse, David, Samson et Samuel comme un exemple de foi manifestée par de bonnes actions (</w:t>
       </w:r>
-      <w:hyperlink r:id="rId34">
-        <w:r>
-          <w:rPr>
-            <w:lang w:val="fr_FR" w:bidi="fr_FR"/>
-          </w:rPr>
-          <w:rPr>
-            <w:color w:val="0000EE"/>
-            <w:u w:val="single"/>
-          </w:rPr>
-          <w:t>Hé 11.31</w:t>
-        </w:r>
-      </w:hyperlink>
+      <w:r>
+        <w:rPr>
+          <w:lang w:val="fr_FR" w:bidi="fr_FR"/>
+        </w:rPr>
+        <w:t>Hé 11.31</w:t>
+      </w:r>
       <w:r>
         <w:rPr>
           <w:lang w:val="fr_FR" w:bidi="fr_FR"/>
         </w:rPr>
         <w:t xml:space="preserve"> ; </w:t>
       </w:r>
-      <w:hyperlink r:id="rId35">
-        <w:r>
-          <w:rPr>
-            <w:lang w:val="fr_FR" w:bidi="fr_FR"/>
-          </w:rPr>
-          <w:rPr>
-            <w:color w:val="0000EE"/>
-            <w:u w:val="single"/>
-          </w:rPr>
-          <w:t>Jc 2.25</w:t>
-        </w:r>
-      </w:hyperlink>
+      <w:r>
+        <w:rPr>
+          <w:lang w:val="fr_FR" w:bidi="fr_FR"/>
+        </w:rPr>
+        <w:t>Jc 2.25</w:t>
+      </w:r>
       <w:r>
         <w:rPr>
           <w:lang w:val="fr_FR" w:bidi="fr_FR"/>
         </w:rPr>
         <w:t>). Rahab est l’une des cinq femmes, y compris Marie, citées dans la généalogie de Matthieu de Jésus, l’arbre généalogique humain du Fils de Dieu (</w:t>
       </w:r>
-      <w:hyperlink r:id="rId33">
-        <w:r>
-          <w:rPr>
-            <w:lang w:val="fr_FR" w:bidi="fr_FR"/>
-          </w:rPr>
-          <w:rPr>
-            <w:color w:val="0000EE"/>
-            <w:u w:val="single"/>
-          </w:rPr>
-          <w:t>Mt 1.5</w:t>
-        </w:r>
-      </w:hyperlink>
+      <w:r>
+        <w:rPr>
+          <w:lang w:val="fr_FR" w:bidi="fr_FR"/>
+        </w:rPr>
+        <w:t>Mt 1.5</w:t>
+      </w:r>
       <w:r>
         <w:rPr>
           <w:lang w:val="fr_FR" w:bidi="fr_FR"/>
@@ -907,108 +739,72 @@
           <w:lang w:val="fr_FR" w:bidi="fr_FR"/>
         </w:rPr>
       </w:r>
-      <w:hyperlink r:id="rId36">
-        <w:r>
-          <w:rPr>
-            <w:lang w:val="fr_FR" w:bidi="fr_FR"/>
-          </w:rPr>
-          <w:rPr>
-            <w:color w:val="0000EE"/>
-            <w:u w:val="single"/>
-          </w:rPr>
-          <w:t>Jos 2.1–21</w:t>
-        </w:r>
-      </w:hyperlink>
+      <w:r>
+        <w:rPr>
+          <w:lang w:val="fr_FR" w:bidi="fr_FR"/>
+        </w:rPr>
+        <w:t>Jos 2.1–21</w:t>
+      </w:r>
       <w:r>
         <w:rPr>
           <w:lang w:val="fr_FR" w:bidi="fr_FR"/>
         </w:rPr>
         <w:t xml:space="preserve"> ; </w:t>
       </w:r>
-      <w:hyperlink r:id="rId37">
-        <w:r>
-          <w:rPr>
-            <w:lang w:val="fr_FR" w:bidi="fr_FR"/>
-          </w:rPr>
-          <w:rPr>
-            <w:color w:val="0000EE"/>
-            <w:u w:val="single"/>
-          </w:rPr>
-          <w:t>6.17</w:t>
-        </w:r>
-      </w:hyperlink>
+      <w:r>
+        <w:rPr>
+          <w:lang w:val="fr_FR" w:bidi="fr_FR"/>
+        </w:rPr>
+        <w:t>6.17</w:t>
+      </w:r>
       <w:r>
         <w:rPr>
           <w:lang w:val="fr_FR" w:bidi="fr_FR"/>
         </w:rPr>
         <w:t xml:space="preserve">, </w:t>
       </w:r>
-      <w:hyperlink r:id="rId38">
-        <w:r>
-          <w:rPr>
-            <w:lang w:val="fr_FR" w:bidi="fr_FR"/>
-          </w:rPr>
-          <w:rPr>
-            <w:color w:val="0000EE"/>
-            <w:u w:val="single"/>
-          </w:rPr>
-          <w:t>22–25</w:t>
-        </w:r>
-      </w:hyperlink>
+      <w:r>
+        <w:rPr>
+          <w:lang w:val="fr_FR" w:bidi="fr_FR"/>
+        </w:rPr>
+        <w:t>22–25</w:t>
+      </w:r>
       <w:r>
         <w:rPr>
           <w:lang w:val="fr_FR" w:bidi="fr_FR"/>
         </w:rPr>
         <w:t xml:space="preserve"> ; </w:t>
       </w:r>
-      <w:hyperlink r:id="rId33">
-        <w:r>
-          <w:rPr>
-            <w:lang w:val="fr_FR" w:bidi="fr_FR"/>
-          </w:rPr>
-          <w:rPr>
-            <w:color w:val="0000EE"/>
-            <w:u w:val="single"/>
-          </w:rPr>
-          <w:t>Mt 1.5</w:t>
-        </w:r>
-      </w:hyperlink>
+      <w:r>
+        <w:rPr>
+          <w:lang w:val="fr_FR" w:bidi="fr_FR"/>
+        </w:rPr>
+        <w:t>Mt 1.5</w:t>
+      </w:r>
       <w:r>
         <w:rPr>
           <w:lang w:val="fr_FR" w:bidi="fr_FR"/>
         </w:rPr>
         <w:t xml:space="preserve"> ; </w:t>
       </w:r>
-      <w:hyperlink r:id="rId34">
-        <w:r>
-          <w:rPr>
-            <w:lang w:val="fr_FR" w:bidi="fr_FR"/>
-          </w:rPr>
-          <w:rPr>
-            <w:color w:val="0000EE"/>
-            <w:u w:val="single"/>
-          </w:rPr>
-          <w:t>Hé 11.31</w:t>
-        </w:r>
-      </w:hyperlink>
+      <w:r>
+        <w:rPr>
+          <w:lang w:val="fr_FR" w:bidi="fr_FR"/>
+        </w:rPr>
+        <w:t>Hé 11.31</w:t>
+      </w:r>
       <w:r>
         <w:rPr>
           <w:lang w:val="fr_FR" w:bidi="fr_FR"/>
         </w:rPr>
         <w:t xml:space="preserve"> ; </w:t>
       </w:r>
-      <w:hyperlink r:id="rId35">
-        <w:r>
-          <w:rPr>
-            <w:lang w:val="fr_FR" w:bidi="fr_FR"/>
-          </w:rPr>
-          <w:rPr>
-            <w:color w:val="0000EE"/>
-            <w:u w:val="single"/>
-          </w:rPr>
-          <w:t>Jc 2.25</w:t>
-        </w:r>
-      </w:hyperlink>
+      <w:r>
+        <w:rPr>
+          <w:lang w:val="fr_FR" w:bidi="fr_FR"/>
+        </w:rPr>
+        <w:t>Jc 2.25</w:t>
+      </w:r>
       <w:r>
         <w:rPr>
           <w:lang w:val="fr_FR" w:bidi="fr_FR"/>
@@ -1057,36 +853,24 @@
         </w:rPr>
         <w:t xml:space="preserve">Rebecca était la femme d’Isaac. Le chapitre </w:t>
       </w:r>
-      <w:hyperlink r:id="rId39">
-        <w:r>
-          <w:rPr>
-            <w:lang w:val="fr_FR" w:bidi="fr_FR"/>
-          </w:rPr>
-          <w:rPr>
-            <w:color w:val="0000EE"/>
-            <w:u w:val="single"/>
-          </w:rPr>
-          <w:t>Gn 24</w:t>
-        </w:r>
-      </w:hyperlink>
+      <w:r>
+        <w:rPr>
+          <w:lang w:val="fr_FR" w:bidi="fr_FR"/>
+        </w:rPr>
+        <w:t>Gn 24</w:t>
+      </w:r>
       <w:r>
         <w:rPr>
           <w:lang w:val="fr_FR" w:bidi="fr_FR"/>
         </w:rPr>
         <w:t xml:space="preserve"> raconte l’histoire du serviteur d’Abraham qui cherche une épouse pour Isaac. Obéissant aux instructions d’Abraham, il se rend à Haran en Aram-Naharaïm (nord-ouest de la Mésopotamie) pour trouver des parents d’Abraham, car celui-ci ne veut pas qu’Isaac épouse une Cananéenne locale. Le serviteur prie pour que la femme que Dieu a choisi pour Isaac lui offre à boire et abreuve aussi ses chameaux (</w:t>
       </w:r>
-      <w:hyperlink r:id="rId40">
-        <w:r>
-          <w:rPr>
-            <w:lang w:val="fr_FR" w:bidi="fr_FR"/>
-          </w:rPr>
-          <w:rPr>
-            <w:color w:val="0000EE"/>
-            <w:u w:val="single"/>
-          </w:rPr>
-          <w:t>Gn 24.12–14</w:t>
-        </w:r>
-      </w:hyperlink>
+      <w:r>
+        <w:rPr>
+          <w:lang w:val="fr_FR" w:bidi="fr_FR"/>
+        </w:rPr>
+        <w:t>Gn 24.12–14</w:t>
+      </w:r>
       <w:r>
         <w:rPr>
           <w:lang w:val="fr_FR" w:bidi="fr_FR"/>
@@ -1107,54 +891,36 @@
         </w:rPr>
         <w:t>Dieu répond directement à sa prière en lui envoyant Rebecca, la fille de Bethuel (</w:t>
       </w:r>
-      <w:hyperlink r:id="rId41">
-        <w:r>
-          <w:rPr>
-            <w:lang w:val="fr_FR" w:bidi="fr_FR"/>
-          </w:rPr>
-          <w:rPr>
-            <w:color w:val="0000EE"/>
-            <w:u w:val="single"/>
-          </w:rPr>
-          <w:t>Gn 22.23</w:t>
-        </w:r>
-      </w:hyperlink>
+      <w:r>
+        <w:rPr>
+          <w:lang w:val="fr_FR" w:bidi="fr_FR"/>
+        </w:rPr>
+        <w:t>Gn 22.23</w:t>
+      </w:r>
       <w:r>
         <w:rPr>
           <w:lang w:val="fr_FR" w:bidi="fr_FR"/>
         </w:rPr>
         <w:t xml:space="preserve"> ; </w:t>
       </w:r>
-      <w:hyperlink r:id="rId42">
-        <w:r>
-          <w:rPr>
-            <w:lang w:val="fr_FR" w:bidi="fr_FR"/>
-          </w:rPr>
-          <w:rPr>
-            <w:color w:val="0000EE"/>
-            <w:u w:val="single"/>
-          </w:rPr>
-          <w:t>25.20</w:t>
-        </w:r>
-      </w:hyperlink>
+      <w:r>
+        <w:rPr>
+          <w:lang w:val="fr_FR" w:bidi="fr_FR"/>
+        </w:rPr>
+        <w:t>25.20</w:t>
+      </w:r>
       <w:r>
         <w:rPr>
           <w:lang w:val="fr_FR" w:bidi="fr_FR"/>
         </w:rPr>
         <w:t>). Bethuel était le fils du frère d’Abraham, Nachor (</w:t>
       </w:r>
-      <w:hyperlink r:id="rId43">
-        <w:r>
-          <w:rPr>
-            <w:lang w:val="fr_FR" w:bidi="fr_FR"/>
-          </w:rPr>
-          <w:rPr>
-            <w:color w:val="0000EE"/>
-            <w:u w:val="single"/>
-          </w:rPr>
-          <w:t>24.24</w:t>
-        </w:r>
-      </w:hyperlink>
+      <w:r>
+        <w:rPr>
+          <w:lang w:val="fr_FR" w:bidi="fr_FR"/>
+        </w:rPr>
+        <w:t>24.24</w:t>
+      </w:r>
       <w:r>
         <w:rPr>
           <w:lang w:val="fr_FR" w:bidi="fr_FR"/>
@@ -1175,72 +941,48 @@
         </w:rPr>
         <w:t>Le serviteur d’Abraham explique comment Dieu l’a guidé (</w:t>
       </w:r>
-      <w:hyperlink r:id="rId44">
-        <w:r>
-          <w:rPr>
-            <w:lang w:val="fr_FR" w:bidi="fr_FR"/>
-          </w:rPr>
-          <w:rPr>
-            <w:color w:val="0000EE"/>
-            <w:u w:val="single"/>
-          </w:rPr>
-          <w:t>Gn 24.34–49</w:t>
-        </w:r>
-      </w:hyperlink>
+      <w:r>
+        <w:rPr>
+          <w:lang w:val="fr_FR" w:bidi="fr_FR"/>
+        </w:rPr>
+        <w:t>Gn 24.34–49</w:t>
+      </w:r>
       <w:r>
         <w:rPr>
           <w:lang w:val="fr_FR" w:bidi="fr_FR"/>
         </w:rPr>
         <w:t>). La famille de Rebecca y voit l’œuvre de Dieu, mais hésite à la laisser partir immédiatement (</w:t>
       </w:r>
-      <w:hyperlink r:id="rId45">
-        <w:r>
-          <w:rPr>
-            <w:lang w:val="fr_FR" w:bidi="fr_FR"/>
-          </w:rPr>
-          <w:rPr>
-            <w:color w:val="0000EE"/>
-            <w:u w:val="single"/>
-          </w:rPr>
-          <w:t>24.50–56</w:t>
-        </w:r>
-      </w:hyperlink>
+      <w:r>
+        <w:rPr>
+          <w:lang w:val="fr_FR" w:bidi="fr_FR"/>
+        </w:rPr>
+        <w:t>24.50–56</w:t>
+      </w:r>
       <w:r>
         <w:rPr>
           <w:lang w:val="fr_FR" w:bidi="fr_FR"/>
         </w:rPr>
         <w:t>). Cependant, Rebecca montre sa foi dans le plan de Dieu et est prête à quitter sa famille immédiatement pour épouser Isaac (</w:t>
       </w:r>
-      <w:hyperlink r:id="rId46">
-        <w:r>
-          <w:rPr>
-            <w:lang w:val="fr_FR" w:bidi="fr_FR"/>
-          </w:rPr>
-          <w:rPr>
-            <w:color w:val="0000EE"/>
-            <w:u w:val="single"/>
-          </w:rPr>
-          <w:t>Gn 24.57–58</w:t>
-        </w:r>
-      </w:hyperlink>
+      <w:r>
+        <w:rPr>
+          <w:lang w:val="fr_FR" w:bidi="fr_FR"/>
+        </w:rPr>
+        <w:t>Gn 24.57–58</w:t>
+      </w:r>
       <w:r>
         <w:rPr>
           <w:lang w:val="fr_FR" w:bidi="fr_FR"/>
         </w:rPr>
         <w:t>). La foi de Rebecca est largement récompensée. La bénédiction que sa famille lui adresse au moment de son départ se concrétise lorsqu’elle donne naissance à la prochaine génération de la lignée choisie de Dieu avec Isaac (</w:t>
       </w:r>
-      <w:hyperlink r:id="rId47">
-        <w:r>
-          <w:rPr>
-            <w:lang w:val="fr_FR" w:bidi="fr_FR"/>
-          </w:rPr>
-          <w:rPr>
-            <w:color w:val="0000EE"/>
-            <w:u w:val="single"/>
-          </w:rPr>
-          <w:t>Gn 24.59–60</w:t>
-        </w:r>
-      </w:hyperlink>
+      <w:r>
+        <w:rPr>
+          <w:lang w:val="fr_FR" w:bidi="fr_FR"/>
+        </w:rPr>
+        <w:t>Gn 24.59–60</w:t>
+      </w:r>
       <w:r>
         <w:rPr>
           <w:lang w:val="fr_FR" w:bidi="fr_FR"/>
@@ -1261,90 +1003,60 @@
         </w:rPr>
         <w:t>Rebecca a donné naissance à des jumeaux, Ésaü et Jacob (</w:t>
       </w:r>
-      <w:hyperlink r:id="rId48">
-        <w:r>
-          <w:rPr>
-            <w:lang w:val="fr_FR" w:bidi="fr_FR"/>
-          </w:rPr>
-          <w:rPr>
-            <w:color w:val="0000EE"/>
-            <w:u w:val="single"/>
-          </w:rPr>
-          <w:t>Gn 25.20–26</w:t>
-        </w:r>
-      </w:hyperlink>
+      <w:r>
+        <w:rPr>
+          <w:lang w:val="fr_FR" w:bidi="fr_FR"/>
+        </w:rPr>
+        <w:t>Gn 25.20–26</w:t>
+      </w:r>
       <w:r>
         <w:rPr>
           <w:lang w:val="fr_FR" w:bidi="fr_FR"/>
         </w:rPr>
         <w:t>). Elle préférait Jacob, le fils cadet, car Dieu lui avait dit qu’il serait plus fort et commanderait (</w:t>
       </w:r>
-      <w:hyperlink r:id="rId49">
-        <w:r>
-          <w:rPr>
-            <w:lang w:val="fr_FR" w:bidi="fr_FR"/>
-          </w:rPr>
-          <w:rPr>
-            <w:color w:val="0000EE"/>
-            <w:u w:val="single"/>
-          </w:rPr>
-          <w:t>Gn 25.23</w:t>
-        </w:r>
-      </w:hyperlink>
+      <w:r>
+        <w:rPr>
+          <w:lang w:val="fr_FR" w:bidi="fr_FR"/>
+        </w:rPr>
+        <w:t>Gn 25.23</w:t>
+      </w:r>
       <w:r>
         <w:rPr>
           <w:lang w:val="fr_FR" w:bidi="fr_FR"/>
         </w:rPr>
         <w:t>). Rebecca a aidé Jacob à obtenir la bénédiction de l’aîné en trompant Isaac (</w:t>
       </w:r>
-      <w:hyperlink r:id="rId50">
-        <w:r>
-          <w:rPr>
-            <w:lang w:val="fr_FR" w:bidi="fr_FR"/>
-          </w:rPr>
-          <w:rPr>
-            <w:color w:val="0000EE"/>
-            <w:u w:val="single"/>
-          </w:rPr>
-          <w:t>Gn 27.1–40</w:t>
-        </w:r>
-      </w:hyperlink>
+      <w:r>
+        <w:rPr>
+          <w:lang w:val="fr_FR" w:bidi="fr_FR"/>
+        </w:rPr>
+        <w:t>Gn 27.1–40</w:t>
+      </w:r>
       <w:r>
         <w:rPr>
           <w:lang w:val="fr_FR" w:bidi="fr_FR"/>
         </w:rPr>
         <w:t>). Elle a ensuite arrangé le départ de Jacob pour Haran afin qu’il échappe à la colère d’Ésaü (</w:t>
       </w:r>
-      <w:hyperlink r:id="rId51">
-        <w:r>
-          <w:rPr>
-            <w:lang w:val="fr_FR" w:bidi="fr_FR"/>
-          </w:rPr>
-          <w:rPr>
-            <w:color w:val="0000EE"/>
-            <w:u w:val="single"/>
-          </w:rPr>
-          <w:t>Gn 27.41–28.5</w:t>
-        </w:r>
-      </w:hyperlink>
+      <w:r>
+        <w:rPr>
+          <w:lang w:val="fr_FR" w:bidi="fr_FR"/>
+        </w:rPr>
+        <w:t>Gn 27.41–28.5</w:t>
+      </w:r>
       <w:r>
         <w:rPr>
           <w:lang w:val="fr_FR" w:bidi="fr_FR"/>
         </w:rPr>
         <w:t>). La tromperie de Rebecca a causé une division durable dans la famille. Elle n’a probablement jamais revu Jacob. Cependant, elle a été enterrée avec Isaac dans le sépulcre familial (</w:t>
       </w:r>
-      <w:hyperlink r:id="rId52">
-        <w:r>
-          <w:rPr>
-            <w:lang w:val="fr_FR" w:bidi="fr_FR"/>
-          </w:rPr>
-          <w:rPr>
-            <w:color w:val="0000EE"/>
-            <w:u w:val="single"/>
-          </w:rPr>
-          <w:t>Gn 49.31</w:t>
-        </w:r>
-      </w:hyperlink>
+      <w:r>
+        <w:rPr>
+          <w:lang w:val="fr_FR" w:bidi="fr_FR"/>
+        </w:rPr>
+        <w:t>Gn 49.31</w:t>
+      </w:r>
       <w:r>
         <w:rPr>
           <w:lang w:val="fr_FR" w:bidi="fr_FR"/>
@@ -1374,198 +1086,132 @@
           <w:lang w:val="fr_FR" w:bidi="fr_FR"/>
         </w:rPr>
       </w:r>
-      <w:hyperlink r:id="rId41">
-        <w:r>
-          <w:rPr>
-            <w:lang w:val="fr_FR" w:bidi="fr_FR"/>
-          </w:rPr>
-          <w:rPr>
-            <w:color w:val="0000EE"/>
-            <w:u w:val="single"/>
-          </w:rPr>
-          <w:t>Gn 22.23</w:t>
-        </w:r>
-      </w:hyperlink>
+      <w:r>
+        <w:rPr>
+          <w:lang w:val="fr_FR" w:bidi="fr_FR"/>
+        </w:rPr>
+        <w:t>Gn 22.23</w:t>
+      </w:r>
       <w:r>
         <w:rPr>
           <w:lang w:val="fr_FR" w:bidi="fr_FR"/>
         </w:rPr>
         <w:t xml:space="preserve"> ; </w:t>
       </w:r>
-      <w:hyperlink r:id="rId53">
-        <w:r>
-          <w:rPr>
-            <w:lang w:val="fr_FR" w:bidi="fr_FR"/>
-          </w:rPr>
-          <w:rPr>
-            <w:color w:val="0000EE"/>
-            <w:u w:val="single"/>
-          </w:rPr>
-          <w:t>Gn 24.12–67</w:t>
-        </w:r>
-      </w:hyperlink>
+      <w:r>
+        <w:rPr>
+          <w:lang w:val="fr_FR" w:bidi="fr_FR"/>
+        </w:rPr>
+        <w:t>Gn 24.12–67</w:t>
+      </w:r>
       <w:r>
         <w:rPr>
           <w:lang w:val="fr_FR" w:bidi="fr_FR"/>
         </w:rPr>
         <w:t xml:space="preserve"> ; </w:t>
       </w:r>
-      <w:hyperlink r:id="rId54">
-        <w:r>
-          <w:rPr>
-            <w:lang w:val="fr_FR" w:bidi="fr_FR"/>
-          </w:rPr>
-          <w:rPr>
-            <w:color w:val="0000EE"/>
-            <w:u w:val="single"/>
-          </w:rPr>
-          <w:t>Gn 25.20–28</w:t>
-        </w:r>
-      </w:hyperlink>
+      <w:r>
+        <w:rPr>
+          <w:lang w:val="fr_FR" w:bidi="fr_FR"/>
+        </w:rPr>
+        <w:t>Gn 25.20–28</w:t>
+      </w:r>
       <w:r>
         <w:rPr>
           <w:lang w:val="fr_FR" w:bidi="fr_FR"/>
         </w:rPr>
         <w:t xml:space="preserve"> ; </w:t>
       </w:r>
-      <w:hyperlink r:id="rId55">
-        <w:r>
-          <w:rPr>
-            <w:lang w:val="fr_FR" w:bidi="fr_FR"/>
-          </w:rPr>
-          <w:rPr>
-            <w:color w:val="0000EE"/>
-            <w:u w:val="single"/>
-          </w:rPr>
-          <w:t>Gn 26.7–8</w:t>
-        </w:r>
-      </w:hyperlink>
+      <w:r>
+        <w:rPr>
+          <w:lang w:val="fr_FR" w:bidi="fr_FR"/>
+        </w:rPr>
+        <w:t>Gn 26.7–8</w:t>
+      </w:r>
       <w:r>
         <w:rPr>
           <w:lang w:val="fr_FR" w:bidi="fr_FR"/>
         </w:rPr>
         <w:t xml:space="preserve">, </w:t>
       </w:r>
-      <w:hyperlink r:id="rId56">
-        <w:r>
-          <w:rPr>
-            <w:lang w:val="fr_FR" w:bidi="fr_FR"/>
-          </w:rPr>
-          <w:rPr>
-            <w:color w:val="0000EE"/>
-            <w:u w:val="single"/>
-          </w:rPr>
-          <w:t>35</w:t>
-        </w:r>
-      </w:hyperlink>
+      <w:r>
+        <w:rPr>
+          <w:lang w:val="fr_FR" w:bidi="fr_FR"/>
+        </w:rPr>
+        <w:t>35</w:t>
+      </w:r>
       <w:r>
         <w:rPr>
           <w:lang w:val="fr_FR" w:bidi="fr_FR"/>
         </w:rPr>
         <w:t xml:space="preserve"> ; </w:t>
       </w:r>
-      <w:hyperlink r:id="rId57">
-        <w:r>
-          <w:rPr>
-            <w:lang w:val="fr_FR" w:bidi="fr_FR"/>
-          </w:rPr>
-          <w:rPr>
-            <w:color w:val="0000EE"/>
-            <w:u w:val="single"/>
-          </w:rPr>
-          <w:t>Gn 27.5–17</w:t>
-        </w:r>
-      </w:hyperlink>
+      <w:r>
+        <w:rPr>
+          <w:lang w:val="fr_FR" w:bidi="fr_FR"/>
+        </w:rPr>
+        <w:t>Gn 27.5–17</w:t>
+      </w:r>
       <w:r>
         <w:rPr>
           <w:lang w:val="fr_FR" w:bidi="fr_FR"/>
         </w:rPr>
         <w:t xml:space="preserve">, </w:t>
       </w:r>
-      <w:hyperlink r:id="rId58">
-        <w:r>
-          <w:rPr>
-            <w:lang w:val="fr_FR" w:bidi="fr_FR"/>
-          </w:rPr>
-          <w:rPr>
-            <w:color w:val="0000EE"/>
-            <w:u w:val="single"/>
-          </w:rPr>
-          <w:t>42–46</w:t>
-        </w:r>
-      </w:hyperlink>
+      <w:r>
+        <w:rPr>
+          <w:lang w:val="fr_FR" w:bidi="fr_FR"/>
+        </w:rPr>
+        <w:t>42–46</w:t>
+      </w:r>
       <w:r>
         <w:rPr>
           <w:lang w:val="fr_FR" w:bidi="fr_FR"/>
         </w:rPr>
         <w:t xml:space="preserve"> ; </w:t>
       </w:r>
-      <w:hyperlink r:id="rId59">
-        <w:r>
-          <w:rPr>
-            <w:lang w:val="fr_FR" w:bidi="fr_FR"/>
-          </w:rPr>
-          <w:rPr>
-            <w:color w:val="0000EE"/>
-            <w:u w:val="single"/>
-          </w:rPr>
-          <w:t>Gn 29.12</w:t>
-        </w:r>
-      </w:hyperlink>
+      <w:r>
+        <w:rPr>
+          <w:lang w:val="fr_FR" w:bidi="fr_FR"/>
+        </w:rPr>
+        <w:t>Gn 29.12</w:t>
+      </w:r>
       <w:r>
         <w:rPr>
           <w:lang w:val="fr_FR" w:bidi="fr_FR"/>
         </w:rPr>
         <w:t xml:space="preserve"> ; </w:t>
       </w:r>
-      <w:hyperlink r:id="rId60">
-        <w:r>
-          <w:rPr>
-            <w:lang w:val="fr_FR" w:bidi="fr_FR"/>
-          </w:rPr>
-          <w:rPr>
-            <w:color w:val="0000EE"/>
-            <w:u w:val="single"/>
-          </w:rPr>
-          <w:t>Gn 35.8</w:t>
-        </w:r>
-      </w:hyperlink>
+      <w:r>
+        <w:rPr>
+          <w:lang w:val="fr_FR" w:bidi="fr_FR"/>
+        </w:rPr>
+        <w:t>Gn 35.8</w:t>
+      </w:r>
       <w:r>
         <w:rPr>
           <w:lang w:val="fr_FR" w:bidi="fr_FR"/>
         </w:rPr>
         <w:t xml:space="preserve"> ; </w:t>
       </w:r>
-      <w:hyperlink r:id="rId52">
-        <w:r>
-          <w:rPr>
-            <w:lang w:val="fr_FR" w:bidi="fr_FR"/>
-          </w:rPr>
-          <w:rPr>
-            <w:color w:val="0000EE"/>
-            <w:u w:val="single"/>
-          </w:rPr>
-          <w:t>Gn 49.31</w:t>
-        </w:r>
-      </w:hyperlink>
+      <w:r>
+        <w:rPr>
+          <w:lang w:val="fr_FR" w:bidi="fr_FR"/>
+        </w:rPr>
+        <w:t>Gn 49.31</w:t>
+      </w:r>
       <w:r>
         <w:rPr>
           <w:lang w:val="fr_FR" w:bidi="fr_FR"/>
         </w:rPr>
         <w:t xml:space="preserve"> ; </w:t>
       </w:r>
-      <w:hyperlink r:id="rId61">
-        <w:r>
-          <w:rPr>
-            <w:lang w:val="fr_FR" w:bidi="fr_FR"/>
-          </w:rPr>
-          <w:rPr>
-            <w:color w:val="0000EE"/>
-            <w:u w:val="single"/>
-          </w:rPr>
-          <w:t>Rm 9.10–13</w:t>
-        </w:r>
-      </w:hyperlink>
+      <w:r>
+        <w:rPr>
+          <w:lang w:val="fr_FR" w:bidi="fr_FR"/>
+        </w:rPr>
+        <w:t>Rm 9.10–13</w:t>
+      </w:r>
       <w:r>
         <w:rPr>
           <w:lang w:val="fr_FR" w:bidi="fr_FR"/>
@@ -1614,18 +1260,12 @@
         </w:rPr>
         <w:t>Roboam était le fils de Salomon et d’une femme ammonite (</w:t>
       </w:r>
-      <w:hyperlink r:id="rId62">
-        <w:r>
-          <w:rPr>
-            <w:lang w:val="fr_FR" w:bidi="fr_FR"/>
-          </w:rPr>
-          <w:rPr>
-            <w:color w:val="0000EE"/>
-            <w:u w:val="single"/>
-          </w:rPr>
-          <w:t>1R 14.21</w:t>
-        </w:r>
-      </w:hyperlink>
+      <w:r>
+        <w:rPr>
+          <w:lang w:val="fr_FR" w:bidi="fr_FR"/>
+        </w:rPr>
+        <w:t>1R 14.21</w:t>
+      </w:r>
       <w:r>
         <w:rPr>
           <w:lang w:val="fr_FR" w:bidi="fr_FR"/>
@@ -1646,72 +1286,48 @@
         </w:rPr>
         <w:t xml:space="preserve">À la mort de Salomon en 931 av. J.‑C., Juda a rapidement fait de Roboam son roi. Les dix tribus du nord ont hésité à le soutenir ; elles souhaitaient un allègement des politiques sévères de Salomon (voir </w:t>
       </w:r>
-      <w:hyperlink r:id="rId63">
-        <w:r>
-          <w:rPr>
-            <w:lang w:val="fr_FR" w:bidi="fr_FR"/>
-          </w:rPr>
-          <w:rPr>
-            <w:color w:val="0000EE"/>
-            <w:u w:val="single"/>
-          </w:rPr>
-          <w:t>1R 12.4</w:t>
-        </w:r>
-      </w:hyperlink>
+      <w:r>
+        <w:rPr>
+          <w:lang w:val="fr_FR" w:bidi="fr_FR"/>
+        </w:rPr>
+        <w:t>1R 12.4</w:t>
+      </w:r>
       <w:r>
         <w:rPr>
           <w:lang w:val="fr_FR" w:bidi="fr_FR"/>
         </w:rPr>
         <w:t xml:space="preserve"> ; </w:t>
       </w:r>
-      <w:hyperlink r:id="rId64">
-        <w:r>
-          <w:rPr>
-            <w:lang w:val="fr_FR" w:bidi="fr_FR"/>
-          </w:rPr>
-          <w:rPr>
-            <w:color w:val="0000EE"/>
-            <w:u w:val="single"/>
-          </w:rPr>
-          <w:t>2 Ch 10.4</w:t>
-        </w:r>
-      </w:hyperlink>
+      <w:r>
+        <w:rPr>
+          <w:lang w:val="fr_FR" w:bidi="fr_FR"/>
+        </w:rPr>
+        <w:t>2 Ch 10.4</w:t>
+      </w:r>
       <w:r>
         <w:rPr>
           <w:lang w:val="fr_FR" w:bidi="fr_FR"/>
         </w:rPr>
         <w:t>). Les conseillers plus âgés du roi lui ont suggéré d’accepter leurs demandes, mais il les a ignorées. Au lieu de cela, il a écouté les conseillers plus jeunes qui lui ont conseillé d’être plus dur que son père. Les tribus du nord se sont rebellées et ont fait de Jéroboam, l’ancien responsable des travaux de Salomon, leur roi. Roboam est parti en guerre pour contrôler le nord, mais Dieu a envoyé le prophète Schemaeja pour lui dire que c’était inutile. La scission a été le jugement de Dieu (</w:t>
       </w:r>
-      <w:hyperlink r:id="rId65">
-        <w:r>
-          <w:rPr>
-            <w:lang w:val="fr_FR" w:bidi="fr_FR"/>
-          </w:rPr>
-          <w:rPr>
-            <w:color w:val="0000EE"/>
-            <w:u w:val="single"/>
-          </w:rPr>
-          <w:t>2 Ch 11.1–4</w:t>
-        </w:r>
-      </w:hyperlink>
+      <w:r>
+        <w:rPr>
+          <w:lang w:val="fr_FR" w:bidi="fr_FR"/>
+        </w:rPr>
+        <w:t>2 Ch 11.1–4</w:t>
+      </w:r>
       <w:r>
         <w:rPr>
           <w:lang w:val="fr_FR" w:bidi="fr_FR"/>
         </w:rPr>
         <w:t>). Ainsi, Roboam est retourné à Juda et a consolidé ses frontières (</w:t>
       </w:r>
-      <w:hyperlink r:id="rId66">
-        <w:r>
-          <w:rPr>
-            <w:lang w:val="fr_FR" w:bidi="fr_FR"/>
-          </w:rPr>
-          <w:rPr>
-            <w:color w:val="0000EE"/>
-            <w:u w:val="single"/>
-          </w:rPr>
-          <w:t>2 Ch 11.5–12</w:t>
-        </w:r>
-      </w:hyperlink>
+      <w:r>
+        <w:rPr>
+          <w:lang w:val="fr_FR" w:bidi="fr_FR"/>
+        </w:rPr>
+        <w:t>2 Ch 11.5–12</w:t>
+      </w:r>
       <w:r>
         <w:rPr>
           <w:lang w:val="fr_FR" w:bidi="fr_FR"/>
@@ -1732,90 +1348,60 @@
         </w:rPr>
         <w:t>Lorsque Jéroboam a instauré une nouvelle fausse religion dans le royaume du nord, les prêtres et les Lévites ont déménagé vers le sud. Ils ont renforcé la vie spirituelle de la région et ont aidé à maintenir la stabilité de Juda (</w:t>
       </w:r>
-      <w:hyperlink r:id="rId67">
-        <w:r>
-          <w:rPr>
-            <w:lang w:val="fr_FR" w:bidi="fr_FR"/>
-          </w:rPr>
-          <w:rPr>
-            <w:color w:val="0000EE"/>
-            <w:u w:val="single"/>
-          </w:rPr>
-          <w:t>2 Ch 11.13–17</w:t>
-        </w:r>
-      </w:hyperlink>
+      <w:r>
+        <w:rPr>
+          <w:lang w:val="fr_FR" w:bidi="fr_FR"/>
+        </w:rPr>
+        <w:t>2 Ch 11.13–17</w:t>
+      </w:r>
       <w:r>
         <w:rPr>
           <w:lang w:val="fr_FR" w:bidi="fr_FR"/>
         </w:rPr>
         <w:t>). Cependant, Roboam s’est finalement tourné vers l’idolâtrie également. Le peuple de Juda a construit des hauts lieux et des sanctuaires païens à travers le pays, adoptant des pratiques religieuses corrompues des nations voisines (</w:t>
       </w:r>
-      <w:hyperlink r:id="rId68">
-        <w:r>
-          <w:rPr>
-            <w:lang w:val="fr_FR" w:bidi="fr_FR"/>
-          </w:rPr>
-          <w:rPr>
-            <w:color w:val="0000EE"/>
-            <w:u w:val="single"/>
-          </w:rPr>
-          <w:t>1R 14.22–24</w:t>
-        </w:r>
-      </w:hyperlink>
+      <w:r>
+        <w:rPr>
+          <w:lang w:val="fr_FR" w:bidi="fr_FR"/>
+        </w:rPr>
+        <w:t>1R 14.22–24</w:t>
+      </w:r>
       <w:r>
         <w:rPr>
           <w:lang w:val="fr_FR" w:bidi="fr_FR"/>
         </w:rPr>
         <w:t>). Dieu a cessé de soutenir Roboam, le laissant vulnérable lorsque le roi Schischak d’Égypte l’a attaqué en 926 à 925 av. J.‑C. et s’est emparé de nombreux objets précieux du temple (</w:t>
       </w:r>
-      <w:hyperlink r:id="rId69">
-        <w:r>
-          <w:rPr>
-            <w:lang w:val="fr_FR" w:bidi="fr_FR"/>
-          </w:rPr>
-          <w:rPr>
-            <w:color w:val="0000EE"/>
-            <w:u w:val="single"/>
-          </w:rPr>
-          <w:t>1R 14.25–26</w:t>
-        </w:r>
-      </w:hyperlink>
+      <w:r>
+        <w:rPr>
+          <w:lang w:val="fr_FR" w:bidi="fr_FR"/>
+        </w:rPr>
+        <w:t>1R 14.25–26</w:t>
+      </w:r>
       <w:r>
         <w:rPr>
           <w:lang w:val="fr_FR" w:bidi="fr_FR"/>
         </w:rPr>
         <w:t xml:space="preserve"> ; </w:t>
       </w:r>
-      <w:hyperlink r:id="rId70">
-        <w:r>
-          <w:rPr>
-            <w:lang w:val="fr_FR" w:bidi="fr_FR"/>
-          </w:rPr>
-          <w:rPr>
-            <w:color w:val="0000EE"/>
-            <w:u w:val="single"/>
-          </w:rPr>
-          <w:t>2 Ch 12.1–5</w:t>
-        </w:r>
-      </w:hyperlink>
+      <w:r>
+        <w:rPr>
+          <w:lang w:val="fr_FR" w:bidi="fr_FR"/>
+        </w:rPr>
+        <w:t>2 Ch 12.1–5</w:t>
+      </w:r>
       <w:r>
         <w:rPr>
           <w:lang w:val="fr_FR" w:bidi="fr_FR"/>
         </w:rPr>
         <w:t>). Roboam a ensuite remplacé les boucliers d’or de Salomon par des boucliers de bronze (</w:t>
       </w:r>
-      <w:hyperlink r:id="rId71">
-        <w:r>
-          <w:rPr>
-            <w:lang w:val="fr_FR" w:bidi="fr_FR"/>
-          </w:rPr>
-          <w:rPr>
-            <w:color w:val="0000EE"/>
-            <w:u w:val="single"/>
-          </w:rPr>
-          <w:t>1R 14.27</w:t>
-        </w:r>
-      </w:hyperlink>
+      <w:r>
+        <w:rPr>
+          <w:lang w:val="fr_FR" w:bidi="fr_FR"/>
+        </w:rPr>
+        <w:t>1R 14.27</w:t>
+      </w:r>
       <w:r>
         <w:rPr>
           <w:lang w:val="fr_FR" w:bidi="fr_FR"/>
@@ -1845,54 +1431,36 @@
           <w:lang w:val="fr_FR" w:bidi="fr_FR"/>
         </w:rPr>
       </w:r>
-      <w:hyperlink r:id="rId72">
-        <w:r>
-          <w:rPr>
-            <w:lang w:val="fr_FR" w:bidi="fr_FR"/>
-          </w:rPr>
-          <w:rPr>
-            <w:color w:val="0000EE"/>
-            <w:u w:val="single"/>
-          </w:rPr>
-          <w:t>1 Rois 12.1–24</w:t>
-        </w:r>
-      </w:hyperlink>
+      <w:r>
+        <w:rPr>
+          <w:lang w:val="fr_FR" w:bidi="fr_FR"/>
+        </w:rPr>
+        <w:t>1 Rois 12.1–24</w:t>
+      </w:r>
       <w:r>
         <w:rPr>
           <w:lang w:val="fr_FR" w:bidi="fr_FR"/>
         </w:rPr>
         <w:t xml:space="preserve"> ; </w:t>
       </w:r>
-      <w:hyperlink r:id="rId73">
-        <w:r>
-          <w:rPr>
-            <w:lang w:val="fr_FR" w:bidi="fr_FR"/>
-          </w:rPr>
-          <w:rPr>
-            <w:color w:val="0000EE"/>
-            <w:u w:val="single"/>
-          </w:rPr>
-          <w:t>14.21–31</w:t>
-        </w:r>
-      </w:hyperlink>
+      <w:r>
+        <w:rPr>
+          <w:lang w:val="fr_FR" w:bidi="fr_FR"/>
+        </w:rPr>
+        <w:t>14.21–31</w:t>
+      </w:r>
       <w:r>
         <w:rPr>
           <w:lang w:val="fr_FR" w:bidi="fr_FR"/>
         </w:rPr>
         <w:t xml:space="preserve"> ; </w:t>
       </w:r>
-      <w:hyperlink r:id="rId74">
-        <w:r>
-          <w:rPr>
-            <w:lang w:val="fr_FR" w:bidi="fr_FR"/>
-          </w:rPr>
-          <w:rPr>
-            <w:color w:val="0000EE"/>
-            <w:u w:val="single"/>
-          </w:rPr>
-          <w:t>2 Ch 9.31–12.16</w:t>
-        </w:r>
-      </w:hyperlink>
+      <w:r>
+        <w:rPr>
+          <w:lang w:val="fr_FR" w:bidi="fr_FR"/>
+        </w:rPr>
+        <w:t>2 Ch 9.31–12.16</w:t>
+      </w:r>
       <w:r>
         <w:rPr>
           <w:lang w:val="fr_FR" w:bidi="fr_FR"/>
@@ -2069,18 +1637,12 @@
         </w:rPr>
         <w:t>« Lorsque les temps ont été accomplis, Dieu a envoyé son Fils » (</w:t>
       </w:r>
-      <w:hyperlink r:id="rId75">
-        <w:r>
-          <w:rPr>
-            <w:lang w:val="fr_FR" w:bidi="fr_FR"/>
-          </w:rPr>
-          <w:rPr>
-            <w:color w:val="0000EE"/>
-            <w:u w:val="single"/>
-          </w:rPr>
-          <w:t>Ga 4.4</w:t>
-        </w:r>
-      </w:hyperlink>
+      <w:r>
+        <w:rPr>
+          <w:lang w:val="fr_FR" w:bidi="fr_FR"/>
+        </w:rPr>
+        <w:t>Ga 4.4</w:t>
+      </w:r>
       <w:r>
         <w:rPr>
           <w:lang w:val="fr_FR" w:bidi="fr_FR"/>
@@ -2100,72 +1662,48 @@
         </w:rPr>
         <w:t xml:space="preserve"> (« paix romaine »). Cette paix a duré jusqu’aux années 100 apr. J.‑C. Beaucoup ont noté que la domination romaine au premier siècle apr. J.‑C. était idéale pour la diffusion du christianisme. Les frontières étaient sécurisées et les routes étaient bonnes, ce qui facilitait les déplacements. Les lois et coutumes romaines protégeaient les droits des citoyens (voir, par exemple, </w:t>
       </w:r>
-      <w:hyperlink r:id="rId76">
-        <w:r>
-          <w:rPr>
-            <w:lang w:val="fr_FR" w:bidi="fr_FR"/>
-          </w:rPr>
-          <w:rPr>
-            <w:color w:val="0000EE"/>
-            <w:u w:val="single"/>
-          </w:rPr>
-          <w:t>Ac 16.35–40</w:t>
-        </w:r>
-      </w:hyperlink>
+      <w:r>
+        <w:rPr>
+          <w:lang w:val="fr_FR" w:bidi="fr_FR"/>
+        </w:rPr>
+        <w:t>Ac 16.35–40</w:t>
+      </w:r>
       <w:r>
         <w:rPr>
           <w:lang w:val="fr_FR" w:bidi="fr_FR"/>
         </w:rPr>
         <w:t xml:space="preserve"> ; </w:t>
       </w:r>
-      <w:hyperlink r:id="rId77">
-        <w:r>
-          <w:rPr>
-            <w:lang w:val="fr_FR" w:bidi="fr_FR"/>
-          </w:rPr>
-          <w:rPr>
-            <w:color w:val="0000EE"/>
-            <w:u w:val="single"/>
-          </w:rPr>
-          <w:t>22.24–29</w:t>
-        </w:r>
-      </w:hyperlink>
+      <w:r>
+        <w:rPr>
+          <w:lang w:val="fr_FR" w:bidi="fr_FR"/>
+        </w:rPr>
+        <w:t>22.24–29</w:t>
+      </w:r>
       <w:r>
         <w:rPr>
           <w:lang w:val="fr_FR" w:bidi="fr_FR"/>
         </w:rPr>
         <w:t xml:space="preserve">). Le judaïsme était protégé, et les Romains considéraient le christianisme comme une secte juive (voir, par exemple, </w:t>
       </w:r>
-      <w:hyperlink r:id="rId78">
-        <w:r>
-          <w:rPr>
-            <w:lang w:val="fr_FR" w:bidi="fr_FR"/>
-          </w:rPr>
-          <w:rPr>
-            <w:color w:val="0000EE"/>
-            <w:u w:val="single"/>
-          </w:rPr>
-          <w:t>Ac 25.13–19</w:t>
-        </w:r>
-      </w:hyperlink>
+      <w:r>
+        <w:rPr>
+          <w:lang w:val="fr_FR" w:bidi="fr_FR"/>
+        </w:rPr>
+        <w:t>Ac 25.13–19</w:t>
+      </w:r>
       <w:r>
         <w:rPr>
           <w:lang w:val="fr_FR" w:bidi="fr_FR"/>
         </w:rPr>
         <w:t xml:space="preserve">). Ainsi, les Romains rejetaient souvent les plaintes contre les chrétiens basées sur la religion (voir, par exemple, </w:t>
       </w:r>
-      <w:hyperlink r:id="rId79">
-        <w:r>
-          <w:rPr>
-            <w:lang w:val="fr_FR" w:bidi="fr_FR"/>
-          </w:rPr>
-          <w:rPr>
-            <w:color w:val="0000EE"/>
-            <w:u w:val="single"/>
-          </w:rPr>
-          <w:t>Ac 19.23–41</w:t>
-        </w:r>
-      </w:hyperlink>
+      <w:r>
+        <w:rPr>
+          <w:lang w:val="fr_FR" w:bidi="fr_FR"/>
+        </w:rPr>
+        <w:t>Ac 19.23–41</w:t>
+      </w:r>
       <w:r>
         <w:rPr>
           <w:lang w:val="fr_FR" w:bidi="fr_FR"/>
@@ -2209,18 +1747,12 @@
         </w:rPr>
         <w:t xml:space="preserve"> » (</w:t>
       </w:r>
-      <w:hyperlink r:id="rId80">
-        <w:r>
-          <w:rPr>
-            <w:lang w:val="fr_FR" w:bidi="fr_FR"/>
-          </w:rPr>
-          <w:rPr>
-            <w:color w:val="0000EE"/>
-            <w:u w:val="single"/>
-          </w:rPr>
-          <w:t>Ap 17.6</w:t>
-        </w:r>
-      </w:hyperlink>
+      <w:r>
+        <w:rPr>
+          <w:lang w:val="fr_FR" w:bidi="fr_FR"/>
+        </w:rPr>
+        <w:t>Ap 17.6</w:t>
+      </w:r>
       <w:r>
         <w:rPr>
           <w:lang w:val="fr_FR" w:bidi="fr_FR"/>
@@ -2250,162 +1782,108 @@
           <w:lang w:val="fr_FR" w:bidi="fr_FR"/>
         </w:rPr>
       </w:r>
-      <w:hyperlink r:id="rId81">
-        <w:r>
-          <w:rPr>
-            <w:lang w:val="fr_FR" w:bidi="fr_FR"/>
-          </w:rPr>
-          <w:rPr>
-            <w:color w:val="0000EE"/>
-            <w:u w:val="single"/>
-          </w:rPr>
-          <w:t>Ac 2.10</w:t>
-        </w:r>
-      </w:hyperlink>
+      <w:r>
+        <w:rPr>
+          <w:lang w:val="fr_FR" w:bidi="fr_FR"/>
+        </w:rPr>
+        <w:t>Ac 2.10</w:t>
+      </w:r>
       <w:r>
         <w:rPr>
           <w:lang w:val="fr_FR" w:bidi="fr_FR"/>
         </w:rPr>
         <w:t xml:space="preserve"> ; </w:t>
       </w:r>
-      <w:hyperlink r:id="rId82">
-        <w:r>
-          <w:rPr>
-            <w:lang w:val="fr_FR" w:bidi="fr_FR"/>
-          </w:rPr>
-          <w:rPr>
-            <w:color w:val="0000EE"/>
-            <w:u w:val="single"/>
-          </w:rPr>
-          <w:t>18.2</w:t>
-        </w:r>
-      </w:hyperlink>
+      <w:r>
+        <w:rPr>
+          <w:lang w:val="fr_FR" w:bidi="fr_FR"/>
+        </w:rPr>
+        <w:t>18.2</w:t>
+      </w:r>
       <w:r>
         <w:rPr>
           <w:lang w:val="fr_FR" w:bidi="fr_FR"/>
         </w:rPr>
         <w:t xml:space="preserve"> ; </w:t>
       </w:r>
-      <w:hyperlink r:id="rId83">
-        <w:r>
-          <w:rPr>
-            <w:lang w:val="fr_FR" w:bidi="fr_FR"/>
-          </w:rPr>
-          <w:rPr>
-            <w:color w:val="0000EE"/>
-            <w:u w:val="single"/>
-          </w:rPr>
-          <w:t>19.21</w:t>
-        </w:r>
-      </w:hyperlink>
+      <w:r>
+        <w:rPr>
+          <w:lang w:val="fr_FR" w:bidi="fr_FR"/>
+        </w:rPr>
+        <w:t>19.21</w:t>
+      </w:r>
       <w:r>
         <w:rPr>
           <w:lang w:val="fr_FR" w:bidi="fr_FR"/>
         </w:rPr>
         <w:t xml:space="preserve"> ; </w:t>
       </w:r>
-      <w:hyperlink r:id="rId84">
-        <w:r>
-          <w:rPr>
-            <w:lang w:val="fr_FR" w:bidi="fr_FR"/>
-          </w:rPr>
-          <w:rPr>
-            <w:color w:val="0000EE"/>
-            <w:u w:val="single"/>
-          </w:rPr>
-          <w:t>23.11</w:t>
-        </w:r>
-      </w:hyperlink>
+      <w:r>
+        <w:rPr>
+          <w:lang w:val="fr_FR" w:bidi="fr_FR"/>
+        </w:rPr>
+        <w:t>23.11</w:t>
+      </w:r>
       <w:r>
         <w:rPr>
           <w:lang w:val="fr_FR" w:bidi="fr_FR"/>
         </w:rPr>
         <w:t xml:space="preserve"> ; </w:t>
       </w:r>
-      <w:hyperlink r:id="rId85">
-        <w:r>
-          <w:rPr>
-            <w:lang w:val="fr_FR" w:bidi="fr_FR"/>
-          </w:rPr>
-          <w:rPr>
-            <w:color w:val="0000EE"/>
-            <w:u w:val="single"/>
-          </w:rPr>
-          <w:t>28.14</w:t>
-        </w:r>
-      </w:hyperlink>
+      <w:r>
+        <w:rPr>
+          <w:lang w:val="fr_FR" w:bidi="fr_FR"/>
+        </w:rPr>
+        <w:t>28.14</w:t>
+      </w:r>
       <w:r>
         <w:rPr>
           <w:lang w:val="fr_FR" w:bidi="fr_FR"/>
         </w:rPr>
         <w:t xml:space="preserve">, </w:t>
       </w:r>
-      <w:hyperlink r:id="rId86">
-        <w:r>
-          <w:rPr>
-            <w:lang w:val="fr_FR" w:bidi="fr_FR"/>
-          </w:rPr>
-          <w:rPr>
-            <w:color w:val="0000EE"/>
-            <w:u w:val="single"/>
-          </w:rPr>
-          <w:t>16</w:t>
-        </w:r>
-      </w:hyperlink>
+      <w:r>
+        <w:rPr>
+          <w:lang w:val="fr_FR" w:bidi="fr_FR"/>
+        </w:rPr>
+        <w:t>16</w:t>
+      </w:r>
       <w:r>
         <w:rPr>
           <w:lang w:val="fr_FR" w:bidi="fr_FR"/>
         </w:rPr>
         <w:t xml:space="preserve"> ; </w:t>
       </w:r>
-      <w:hyperlink r:id="rId87">
-        <w:r>
-          <w:rPr>
-            <w:lang w:val="fr_FR" w:bidi="fr_FR"/>
-          </w:rPr>
-          <w:rPr>
-            <w:color w:val="0000EE"/>
-            <w:u w:val="single"/>
-          </w:rPr>
-          <w:t>Rm 1.1–7</w:t>
-        </w:r>
-      </w:hyperlink>
+      <w:r>
+        <w:rPr>
+          <w:lang w:val="fr_FR" w:bidi="fr_FR"/>
+        </w:rPr>
+        <w:t>Rm 1.1–7</w:t>
+      </w:r>
       <w:r>
         <w:rPr>
           <w:lang w:val="fr_FR" w:bidi="fr_FR"/>
         </w:rPr>
         <w:t xml:space="preserve">, </w:t>
       </w:r>
-      <w:hyperlink r:id="rId88">
-        <w:r>
-          <w:rPr>
-            <w:lang w:val="fr_FR" w:bidi="fr_FR"/>
-          </w:rPr>
-          <w:rPr>
-            <w:color w:val="0000EE"/>
-            <w:u w:val="single"/>
-          </w:rPr>
-          <w:t>15</w:t>
-        </w:r>
-      </w:hyperlink>
+      <w:r>
+        <w:rPr>
+          <w:lang w:val="fr_FR" w:bidi="fr_FR"/>
+        </w:rPr>
+        <w:t>15</w:t>
+      </w:r>
       <w:r>
         <w:rPr>
           <w:lang w:val="fr_FR" w:bidi="fr_FR"/>
         </w:rPr>
         <w:t xml:space="preserve"> ; </w:t>
       </w:r>
-      <w:hyperlink r:id="rId89">
-        <w:r>
-          <w:rPr>
-            <w:lang w:val="fr_FR" w:bidi="fr_FR"/>
-          </w:rPr>
-          <w:rPr>
-            <w:color w:val="0000EE"/>
-            <w:u w:val="single"/>
-          </w:rPr>
-          <w:t>2 Tm 1.17</w:t>
-        </w:r>
-      </w:hyperlink>
+      <w:r>
+        <w:rPr>
+          <w:lang w:val="fr_FR" w:bidi="fr_FR"/>
+        </w:rPr>
+        <w:t>2 Tm 1.17</w:t>
+      </w:r>
       <w:r>
         <w:rPr>
           <w:lang w:val="fr_FR" w:bidi="fr_FR"/>
@@ -2468,72 +1946,48 @@
         </w:rPr>
         <w:t xml:space="preserve">Cependant, cette fusion culturelle engendra aussi de sérieux problèmes pour le peuple juif, puisque les usages grecs allaient souvent à l'encontre des croyances juives. Ces tensions devinrent particulièrement aiguës aux alentours de 160 av. J.-C., lorsque les dirigeants grecs essayèrent de contraindre le peuple juif à abandonner sa foi. La culture grecque finit par se mêler à la domination romaine, préparant ainsi la voie à l'avènement du Messie (c'est-à-dire l'élu de Dieu), tel que l'avait prédit le prophète Daniel. L'histoire de cette époque est décrite précisément dans plusieurs prophéties du livre de Daniel (voir </w:t>
       </w:r>
-      <w:hyperlink r:id="rId90">
-        <w:r>
-          <w:rPr>
-            <w:lang w:val="fr_FR" w:bidi="fr_FR"/>
-          </w:rPr>
-          <w:rPr>
-            <w:color w:val="0000EE"/>
-            <w:u w:val="single"/>
-          </w:rPr>
-          <w:t xml:space="preserve">Dn 7.6 </w:t>
-        </w:r>
-      </w:hyperlink>
+      <w:r>
+        <w:rPr>
+          <w:lang w:val="fr_FR" w:bidi="fr_FR"/>
+        </w:rPr>
+        <w:t xml:space="preserve">Dn 7.6 </w:t>
+      </w:r>
       <w:r>
         <w:rPr>
           <w:lang w:val="fr_FR" w:bidi="fr_FR"/>
         </w:rPr>
         <w:t xml:space="preserve">; </w:t>
       </w:r>
-      <w:hyperlink r:id="rId91">
-        <w:r>
-          <w:rPr>
-            <w:lang w:val="fr_FR" w:bidi="fr_FR"/>
-          </w:rPr>
-          <w:rPr>
-            <w:color w:val="0000EE"/>
-            <w:u w:val="single"/>
-          </w:rPr>
-          <w:t>8.8–14</w:t>
-        </w:r>
-      </w:hyperlink>
+      <w:r>
+        <w:rPr>
+          <w:lang w:val="fr_FR" w:bidi="fr_FR"/>
+        </w:rPr>
+        <w:t>8.8–14</w:t>
+      </w:r>
       <w:r>
         <w:rPr>
           <w:lang w:val="fr_FR" w:bidi="fr_FR"/>
         </w:rPr>
         <w:t xml:space="preserve">, </w:t>
       </w:r>
-      <w:hyperlink r:id="rId92">
-        <w:r>
-          <w:rPr>
-            <w:lang w:val="fr_FR" w:bidi="fr_FR"/>
-          </w:rPr>
-          <w:rPr>
-            <w:color w:val="0000EE"/>
-            <w:u w:val="single"/>
-          </w:rPr>
-          <w:t xml:space="preserve">21–26 </w:t>
-        </w:r>
-      </w:hyperlink>
+      <w:r>
+        <w:rPr>
+          <w:lang w:val="fr_FR" w:bidi="fr_FR"/>
+        </w:rPr>
+        <w:t xml:space="preserve">21–26 </w:t>
+      </w:r>
       <w:r>
         <w:rPr>
           <w:lang w:val="fr_FR" w:bidi="fr_FR"/>
         </w:rPr>
         <w:t xml:space="preserve">; </w:t>
       </w:r>
-      <w:hyperlink r:id="rId93">
-        <w:r>
-          <w:rPr>
-            <w:lang w:val="fr_FR" w:bidi="fr_FR"/>
-          </w:rPr>
-          <w:rPr>
-            <w:color w:val="0000EE"/>
-            <w:u w:val="single"/>
-          </w:rPr>
-          <w:t>11.4–45</w:t>
-        </w:r>
-      </w:hyperlink>
+      <w:r>
+        <w:rPr>
+          <w:lang w:val="fr_FR" w:bidi="fr_FR"/>
+        </w:rPr>
+        <w:t>11.4–45</w:t>
+      </w:r>
       <w:r>
         <w:rPr>
           <w:lang w:val="fr_FR" w:bidi="fr_FR"/>
@@ -2824,18 +2278,12 @@
         </w:rPr>
         <w:t xml:space="preserve">Au cours des années 200 av. J.-C., les Ptolémées et les Séleucides menèrent de nombreuses guerres pour conquérir la Palestine, un conflit décrit en détail dans </w:t>
       </w:r>
-      <w:hyperlink r:id="rId94">
-        <w:r>
-          <w:rPr>
-            <w:lang w:val="fr_FR" w:bidi="fr_FR"/>
-          </w:rPr>
-          <w:rPr>
-            <w:color w:val="0000EE"/>
-            <w:u w:val="single"/>
-          </w:rPr>
-          <w:t>Dn 11</w:t>
-        </w:r>
-      </w:hyperlink>
+      <w:r>
+        <w:rPr>
+          <w:lang w:val="fr_FR" w:bidi="fr_FR"/>
+        </w:rPr>
+        <w:t>Dn 11</w:t>
+      </w:r>
       <w:r>
         <w:rPr>
           <w:lang w:val="fr_FR" w:bidi="fr_FR"/>
@@ -2880,18 +2328,12 @@
         </w:rPr>
         <w:t xml:space="preserve"> et ses descendants (connus sous le nom de « roi du midi » dans </w:t>
       </w:r>
-      <w:hyperlink r:id="rId94">
-        <w:r>
-          <w:rPr>
-            <w:lang w:val="fr_FR" w:bidi="fr_FR"/>
-          </w:rPr>
-          <w:rPr>
-            <w:color w:val="0000EE"/>
-            <w:u w:val="single"/>
-          </w:rPr>
-          <w:t>Dn 11</w:t>
-        </w:r>
-      </w:hyperlink>
+      <w:r>
+        <w:rPr>
+          <w:lang w:val="fr_FR" w:bidi="fr_FR"/>
+        </w:rPr>
+        <w:t>Dn 11</w:t>
+      </w:r>
       <w:r>
         <w:rPr>
           <w:lang w:val="fr_FR" w:bidi="fr_FR"/>
@@ -2936,18 +2378,12 @@
         </w:rPr>
         <w:t xml:space="preserve">Séleucos Ier et ses descendants (connus sous le nom de « roi du septentrion » dans </w:t>
       </w:r>
-      <w:hyperlink r:id="rId94">
-        <w:r>
-          <w:rPr>
-            <w:lang w:val="fr_FR" w:bidi="fr_FR"/>
-          </w:rPr>
-          <w:rPr>
-            <w:color w:val="0000EE"/>
-            <w:u w:val="single"/>
-          </w:rPr>
-          <w:t>Dn 11</w:t>
-        </w:r>
-      </w:hyperlink>
+      <w:r>
+        <w:rPr>
+          <w:lang w:val="fr_FR" w:bidi="fr_FR"/>
+        </w:rPr>
+        <w:t>Dn 11</w:t>
+      </w:r>
       <w:r>
         <w:rPr>
           <w:lang w:val="fr_FR" w:bidi="fr_FR"/>
@@ -2982,18 +2418,12 @@
         </w:rPr>
         <w:t>Cet événement est décrit dans Daniel comme « l'abomination de la désolation » (</w:t>
       </w:r>
-      <w:hyperlink r:id="rId95">
-        <w:r>
-          <w:rPr>
-            <w:lang w:val="fr_FR" w:bidi="fr_FR"/>
-          </w:rPr>
-          <w:rPr>
-            <w:color w:val="0000EE"/>
-            <w:u w:val="single"/>
-          </w:rPr>
-          <w:t>Dn 11.31</w:t>
-        </w:r>
-      </w:hyperlink>
+      <w:r>
+        <w:rPr>
+          <w:lang w:val="fr_FR" w:bidi="fr_FR"/>
+        </w:rPr>
+        <w:t>Dn 11.31</w:t>
+      </w:r>
       <w:r>
         <w:rPr>
           <w:lang w:val="fr_FR" w:bidi="fr_FR"/>
@@ -3023,18 +2453,12 @@
           <w:lang w:val="fr_FR" w:bidi="fr_FR"/>
         </w:rPr>
       </w:r>
-      <w:hyperlink r:id="rId96">
-        <w:r>
-          <w:rPr>
-            <w:lang w:val="fr_FR" w:bidi="fr_FR"/>
-          </w:rPr>
-          <w:rPr>
-            <w:color w:val="0000EE"/>
-            <w:u w:val="single"/>
-          </w:rPr>
-          <w:t>Dn 11.4–39</w:t>
-        </w:r>
-      </w:hyperlink>
+      <w:r>
+        <w:rPr>
+          <w:lang w:val="fr_FR" w:bidi="fr_FR"/>
+        </w:rPr>
+        <w:t>Dn 11.4–39</w:t>
+      </w:r>
       <w:r>
         <w:rPr>
           <w:lang w:val="fr_FR" w:bidi="fr_FR"/>
@@ -3083,18 +2507,12 @@
         </w:rPr>
         <w:t>L’histoire de Ruth raconte le parcours d’une femme bienveillante et fidèle. Elle illustre comment la guidance discrète de Dieu soutient ceux qui l’aiment (</w:t>
       </w:r>
-      <w:hyperlink r:id="rId97">
-        <w:r>
-          <w:rPr>
-            <w:lang w:val="fr_FR" w:bidi="fr_FR"/>
-          </w:rPr>
-          <w:rPr>
-            <w:color w:val="0000EE"/>
-            <w:u w:val="single"/>
-          </w:rPr>
-          <w:t>Rm 8.28</w:t>
-        </w:r>
-      </w:hyperlink>
+      <w:r>
+        <w:rPr>
+          <w:lang w:val="fr_FR" w:bidi="fr_FR"/>
+        </w:rPr>
+        <w:t>Rm 8.28</w:t>
+      </w:r>
       <w:r>
         <w:rPr>
           <w:lang w:val="fr_FR" w:bidi="fr_FR"/>
@@ -3115,18 +2533,12 @@
         </w:rPr>
         <w:t>Ruth a vécu pendant la période chaotique des juges. C’était une étrangère de Moab qui s’est mariée dans une famille israélite de Bethléem alors qu’ils étaient à Moab. Tous les hommes de cette famille sont morts à Moab, laissant trois veuves : Ruth, sa belle-mère Naomi, et sa belle-sœur Orpa. Lorsque Naomi a décidé de retourner à Bethléem, Ruth a choisi de l’accompagner. L’expression d’amour, de loyauté et de foi de Ruth envers le Seigneur, qui était le Dieu de Naomi, est sans égale. (</w:t>
       </w:r>
-      <w:hyperlink r:id="rId98">
-        <w:r>
-          <w:rPr>
-            <w:lang w:val="fr_FR" w:bidi="fr_FR"/>
-          </w:rPr>
-          <w:rPr>
-            <w:color w:val="0000EE"/>
-            <w:u w:val="single"/>
-          </w:rPr>
-          <w:t>Rt 1.16–17</w:t>
-        </w:r>
-      </w:hyperlink>
+      <w:r>
+        <w:rPr>
+          <w:lang w:val="fr_FR" w:bidi="fr_FR"/>
+        </w:rPr>
+        <w:t>Rt 1.16–17</w:t>
+      </w:r>
       <w:r>
         <w:rPr>
           <w:lang w:val="fr_FR" w:bidi="fr_FR"/>
@@ -3147,18 +2559,12 @@
         </w:rPr>
         <w:t>Comme Naomi s’y attendait, la vie à Bethléem était difficile pour elle et sa belle-fille. Ruth a pris l’initiative de subvenir à leurs besoins en allant glaner dans les champs de céréales. Cette tâche était ardue et risquée (</w:t>
       </w:r>
-      <w:hyperlink r:id="rId99">
-        <w:r>
-          <w:rPr>
-            <w:lang w:val="fr_FR" w:bidi="fr_FR"/>
-          </w:rPr>
-          <w:rPr>
-            <w:color w:val="0000EE"/>
-            <w:u w:val="single"/>
-          </w:rPr>
-          <w:t>Rt 2.2</w:t>
-        </w:r>
-      </w:hyperlink>
+      <w:r>
+        <w:rPr>
+          <w:lang w:val="fr_FR" w:bidi="fr_FR"/>
+        </w:rPr>
+        <w:t>Rt 2.2</w:t>
+      </w:r>
       <w:r>
         <w:rPr>
           <w:lang w:val="fr_FR" w:bidi="fr_FR"/>
@@ -3179,72 +2585,48 @@
         </w:rPr>
         <w:t>Avec le soutien de Naomi, Ruth a demandé à Boaz, un riche propriétaire terrien qui lui a apporté sa protection pour qu’elle puisse glaner dans ses champs, d’être le rédempteur de leur famille (</w:t>
       </w:r>
-      <w:hyperlink r:id="rId100">
-        <w:r>
-          <w:rPr>
-            <w:lang w:val="fr_FR" w:bidi="fr_FR"/>
-          </w:rPr>
-          <w:rPr>
-            <w:color w:val="0000EE"/>
-            <w:u w:val="single"/>
-          </w:rPr>
-          <w:t>Rt 3.1–9</w:t>
-        </w:r>
-      </w:hyperlink>
+      <w:r>
+        <w:rPr>
+          <w:lang w:val="fr_FR" w:bidi="fr_FR"/>
+        </w:rPr>
+        <w:t>Rt 3.1–9</w:t>
+      </w:r>
       <w:r>
         <w:rPr>
           <w:lang w:val="fr_FR" w:bidi="fr_FR"/>
         </w:rPr>
         <w:t>). Cela incluait aussi le mariage. En agissant ainsi, Ruth a fait preuve d’une grande loyauté familiale (</w:t>
       </w:r>
-      <w:hyperlink r:id="rId101">
-        <w:r>
-          <w:rPr>
-            <w:lang w:val="fr_FR" w:bidi="fr_FR"/>
-          </w:rPr>
-          <w:rPr>
-            <w:color w:val="0000EE"/>
-            <w:u w:val="single"/>
-          </w:rPr>
-          <w:t>Rt 3.10</w:t>
-        </w:r>
-      </w:hyperlink>
+      <w:r>
+        <w:rPr>
+          <w:lang w:val="fr_FR" w:bidi="fr_FR"/>
+        </w:rPr>
+        <w:t>Rt 3.10</w:t>
+      </w:r>
       <w:r>
         <w:rPr>
           <w:lang w:val="fr_FR" w:bidi="fr_FR"/>
         </w:rPr>
         <w:t>). Son attention généreuse et dévouée envers Naomi constitue un thème central du livre. En réponse à sa demande, Boaz l’a reconnue comme une femme vertueuse (</w:t>
       </w:r>
-      <w:hyperlink r:id="rId102">
-        <w:r>
-          <w:rPr>
-            <w:lang w:val="fr_FR" w:bidi="fr_FR"/>
-          </w:rPr>
-          <w:rPr>
-            <w:color w:val="0000EE"/>
-            <w:u w:val="single"/>
-          </w:rPr>
-          <w:t>Rt 3.11</w:t>
-        </w:r>
-      </w:hyperlink>
+      <w:r>
+        <w:rPr>
+          <w:lang w:val="fr_FR" w:bidi="fr_FR"/>
+        </w:rPr>
+        <w:t>Rt 3.11</w:t>
+      </w:r>
       <w:r>
         <w:rPr>
           <w:lang w:val="fr_FR" w:bidi="fr_FR"/>
         </w:rPr>
         <w:t xml:space="preserve">). À travers son comportement, Ruth a illustré l’idéal d’une épouse vertueuse et capable (voir </w:t>
       </w:r>
-      <w:hyperlink r:id="rId103">
-        <w:r>
-          <w:rPr>
-            <w:lang w:val="fr_FR" w:bidi="fr_FR"/>
-          </w:rPr>
-          <w:rPr>
-            <w:color w:val="0000EE"/>
-            <w:u w:val="single"/>
-          </w:rPr>
-          <w:t>Pr 31.10–31</w:t>
-        </w:r>
-      </w:hyperlink>
+      <w:r>
+        <w:rPr>
+          <w:lang w:val="fr_FR" w:bidi="fr_FR"/>
+        </w:rPr>
+        <w:t>Pr 31.10–31</w:t>
+      </w:r>
       <w:r>
         <w:rPr>
           <w:lang w:val="fr_FR" w:bidi="fr_FR"/>
@@ -3265,18 +2647,12 @@
         </w:rPr>
         <w:t>Boaz a réglé les questions juridiques avant d’épouser Ruth. L’histoire se conclut avec la naissance d’un fils, Obed, révélant ainsi l’un des objectifs majeurs du livre : Obed est devenu le grand-père du roi David. Le Nouveau Testament mentionne Ruth parmi les cinq femmes citées dans la généalogie de Jésus-Christ (</w:t>
       </w:r>
-      <w:hyperlink r:id="rId33">
-        <w:r>
-          <w:rPr>
-            <w:lang w:val="fr_FR" w:bidi="fr_FR"/>
-          </w:rPr>
-          <w:rPr>
-            <w:color w:val="0000EE"/>
-            <w:u w:val="single"/>
-          </w:rPr>
-          <w:t>Mt 1.5</w:t>
-        </w:r>
-      </w:hyperlink>
+      <w:r>
+        <w:rPr>
+          <w:lang w:val="fr_FR" w:bidi="fr_FR"/>
+        </w:rPr>
+        <w:t>Mt 1.5</w:t>
+      </w:r>
       <w:r>
         <w:rPr>
           <w:lang w:val="fr_FR" w:bidi="fr_FR"/>
@@ -3306,36 +2682,24 @@
           <w:lang w:val="fr_FR" w:bidi="fr_FR"/>
         </w:rPr>
       </w:r>
-      <w:hyperlink r:id="rId104">
-        <w:r>
-          <w:rPr>
-            <w:lang w:val="fr_FR" w:bidi="fr_FR"/>
-          </w:rPr>
-          <w:rPr>
-            <w:color w:val="0000EE"/>
-            <w:u w:val="single"/>
-          </w:rPr>
-          <w:t>Rt 1.4–4.13</w:t>
-        </w:r>
-      </w:hyperlink>
+      <w:r>
+        <w:rPr>
+          <w:lang w:val="fr_FR" w:bidi="fr_FR"/>
+        </w:rPr>
+        <w:t>Rt 1.4–4.13</w:t>
+      </w:r>
       <w:r>
         <w:rPr>
           <w:lang w:val="fr_FR" w:bidi="fr_FR"/>
         </w:rPr>
         <w:t xml:space="preserve"> ; </w:t>
       </w:r>
-      <w:hyperlink r:id="rId33">
-        <w:r>
-          <w:rPr>
-            <w:lang w:val="fr_FR" w:bidi="fr_FR"/>
-          </w:rPr>
-          <w:rPr>
-            <w:color w:val="0000EE"/>
-            <w:u w:val="single"/>
-          </w:rPr>
-          <w:t>Mt 1.5</w:t>
-        </w:r>
-      </w:hyperlink>
+      <w:r>
+        <w:rPr>
+          <w:lang w:val="fr_FR" w:bidi="fr_FR"/>
+        </w:rPr>
+        <w:t>Mt 1.5</w:t>
+      </w:r>
       <w:r>
         <w:rPr>
           <w:lang w:val="fr_FR" w:bidi="fr_FR"/>
